--- a/docx/10-tu-sesion-en-50-minutos/10-tu-sesion-en-50-minutos.docx
+++ b/docx/10-tu-sesion-en-50-minutos/10-tu-sesion-en-50-minutos.docx
@@ -28,7 +28,7 @@
         </w:p>
       </w:sdtContent>
     </w:sdt>
-    <w:bookmarkStart w:id="16" w:name="tu-sesión-en-50-minutos"/>
+    <w:bookmarkStart w:id="17" w:name="tu-sesión-en-50-minutos"/>
     <w:p>
       <w:pPr>
         <w:pStyle w:val="Heading1"/>
@@ -83,6 +83,41 @@
       </w:r>
       <w:r>
         <w:t xml:space="preserve">→ Turnos del aula</w:t>
+      </w:r>
+    </w:p>
+    <w:p>
+      <w:pPr>
+        <w:pStyle w:val="BlockText"/>
+      </w:pPr>
+      <w:r>
+        <w:t xml:space="preserve">🖨️</w:t>
+      </w:r>
+      <w:r>
+        <w:t xml:space="preserve"> </w:t>
+      </w:r>
+      <w:r>
+        <w:rPr>
+          <w:b/>
+          <w:bCs/>
+        </w:rPr>
+        <w:t xml:space="preserve">¿En papel?</w:t>
+      </w:r>
+      <w:r>
+        <w:t xml:space="preserve"> </w:t>
+      </w:r>
+      <w:hyperlink r:id="rId9">
+        <w:r>
+          <w:rPr>
+            <w:rStyle w:val="Hyperlink"/>
+          </w:rPr>
+          <w:t xml:space="preserve">Imprimir unidad completa</w:t>
+        </w:r>
+      </w:hyperlink>
+      <w:r>
+        <w:t xml:space="preserve"> </w:t>
+      </w:r>
+      <w:r>
+        <w:t xml:space="preserve">— índice + todas las fichas, con salto de página.</w:t>
       </w:r>
     </w:p>
     <w:p>
@@ -120,7 +155,7 @@
         </w:pict>
       </w:r>
     </w:p>
-    <w:bookmarkStart w:id="9" w:name="objetivo-de-la-unidad"/>
+    <w:bookmarkStart w:id="10" w:name="objetivo-de-la-unidad"/>
     <w:p>
       <w:pPr>
         <w:pStyle w:val="Heading2"/>
@@ -192,8 +227,8 @@
         </w:pict>
       </w:r>
     </w:p>
-    <w:bookmarkEnd w:id="9"/>
-    <w:bookmarkStart w:id="12" w:name="mapa-de-la-unidad"/>
+    <w:bookmarkEnd w:id="10"/>
+    <w:bookmarkStart w:id="13" w:name="mapa-de-la-unidad"/>
     <w:p>
       <w:pPr>
         <w:pStyle w:val="Heading2"/>
@@ -259,7 +294,7 @@
             <w:pPr>
               <w:pStyle w:val="Compact"/>
             </w:pPr>
-            <w:hyperlink r:id="rId10">
+            <w:hyperlink r:id="rId11">
               <w:r>
                 <w:rPr>
                   <w:rStyle w:val="Hyperlink"/>
@@ -299,7 +334,7 @@
             <w:pPr>
               <w:pStyle w:val="Compact"/>
             </w:pPr>
-            <w:hyperlink r:id="rId11">
+            <w:hyperlink r:id="rId12">
               <w:r>
                 <w:rPr>
                   <w:rStyle w:val="Hyperlink"/>
@@ -340,8 +375,8 @@
         </w:pict>
       </w:r>
     </w:p>
-    <w:bookmarkEnd w:id="12"/>
-    <w:bookmarkStart w:id="13" w:name="actividades-y-juegos-de-la-unidad"/>
+    <w:bookmarkEnd w:id="13"/>
+    <w:bookmarkStart w:id="14" w:name="actividades-y-juegos-de-la-unidad"/>
     <w:p>
       <w:pPr>
         <w:pStyle w:val="Heading2"/>
@@ -377,8 +412,8 @@
         </w:pict>
       </w:r>
     </w:p>
-    <w:bookmarkEnd w:id="13"/>
-    <w:bookmarkStart w:id="15" w:name="por-dónde-empiezo"/>
+    <w:bookmarkEnd w:id="14"/>
+    <w:bookmarkStart w:id="16" w:name="por-dónde-empiezo"/>
     <w:p>
       <w:pPr>
         <w:pStyle w:val="Heading2"/>
@@ -401,7 +436,7 @@
       <w:r>
         <w:t xml:space="preserve"> </w:t>
       </w:r>
-      <w:hyperlink r:id="rId10">
+      <w:hyperlink r:id="rId11">
         <w:r>
           <w:rPr>
             <w:rStyle w:val="Hyperlink"/>
@@ -427,7 +462,7 @@
       <w:r>
         <w:t xml:space="preserve"> </w:t>
       </w:r>
-      <w:hyperlink r:id="rId11">
+      <w:hyperlink r:id="rId12">
         <w:r>
           <w:rPr>
             <w:rStyle w:val="Hyperlink"/>
@@ -456,7 +491,7 @@
       <w:r>
         <w:t xml:space="preserve"> </w:t>
       </w:r>
-      <w:hyperlink r:id="rId10">
+      <w:hyperlink r:id="rId11">
         <w:r>
           <w:rPr>
             <w:rStyle w:val="Hyperlink"/>
@@ -483,7 +518,7 @@
         </w:rPr>
         <w:t xml:space="preserve"> </w:t>
       </w:r>
-      <w:hyperlink r:id="rId14">
+      <w:hyperlink r:id="rId15">
         <w:r>
           <w:rPr>
             <w:rStyle w:val="Hyperlink"/>
@@ -501,9 +536,9 @@
         <w:t xml:space="preserve">.</w:t>
       </w:r>
     </w:p>
-    <w:bookmarkEnd w:id="15"/>
     <w:bookmarkEnd w:id="16"/>
-    <w:bookmarkStart w:id="28" w:name="la-anatomía-de-la-sesión"/>
+    <w:bookmarkEnd w:id="17"/>
+    <w:bookmarkStart w:id="29" w:name="la-anatomía-de-la-sesión"/>
     <w:p>
       <w:pPr>
         <w:pStyle w:val="Heading1"/>
@@ -567,7 +602,7 @@
         </w:pict>
       </w:r>
     </w:p>
-    <w:bookmarkStart w:id="17" w:name="en-corto"/>
+    <w:bookmarkStart w:id="18" w:name="en-corto"/>
     <w:p>
       <w:pPr>
         <w:pStyle w:val="Heading2"/>
@@ -630,8 +665,8 @@
         </w:pict>
       </w:r>
     </w:p>
-    <w:bookmarkEnd w:id="17"/>
-    <w:bookmarkStart w:id="18" w:name="la-tutoría-no-es-un-examen-oral"/>
+    <w:bookmarkEnd w:id="18"/>
+    <w:bookmarkStart w:id="19" w:name="la-tutoría-no-es-un-examen-oral"/>
     <w:p>
       <w:pPr>
         <w:pStyle w:val="Heading2"/>
@@ -803,8 +838,8 @@
         </w:pict>
       </w:r>
     </w:p>
-    <w:bookmarkEnd w:id="18"/>
-    <w:bookmarkStart w:id="19" w:name="la-anatomía-de-la-sesión-1"/>
+    <w:bookmarkEnd w:id="19"/>
+    <w:bookmarkStart w:id="20" w:name="la-anatomía-de-la-sesión-1"/>
     <w:p>
       <w:pPr>
         <w:pStyle w:val="Heading2"/>
@@ -1120,8 +1155,8 @@
         </w:pict>
       </w:r>
     </w:p>
-    <w:bookmarkEnd w:id="19"/>
-    <w:bookmarkStart w:id="20" w:name="X81b81318a106d9195096c32c6004dce17667443"/>
+    <w:bookmarkEnd w:id="20"/>
+    <w:bookmarkStart w:id="21" w:name="X81b81318a106d9195096c32c6004dce17667443"/>
     <w:p>
       <w:pPr>
         <w:pStyle w:val="Heading2"/>
@@ -1611,8 +1646,8 @@
         </w:pict>
       </w:r>
     </w:p>
-    <w:bookmarkEnd w:id="20"/>
-    <w:bookmarkStart w:id="21" w:name="tu-tema-aunque-sea-el-borrador"/>
+    <w:bookmarkEnd w:id="21"/>
+    <w:bookmarkStart w:id="22" w:name="tu-tema-aunque-sea-el-borrador"/>
     <w:p>
       <w:pPr>
         <w:pStyle w:val="Heading2"/>
@@ -1703,8 +1738,8 @@
         <w:t xml:space="preserve">🏫 Grupo:</w:t>
       </w:r>
     </w:p>
-    <w:bookmarkEnd w:id="21"/>
-    <w:bookmarkStart w:id="22" w:name="a-por-ellos"/>
+    <w:bookmarkEnd w:id="22"/>
+    <w:bookmarkStart w:id="23" w:name="a-por-ellos"/>
     <w:p>
       <w:pPr>
         <w:pStyle w:val="Heading2"/>
@@ -2163,8 +2198,8 @@
         </w:pict>
       </w:r>
     </w:p>
-    <w:bookmarkEnd w:id="22"/>
-    <w:bookmarkStart w:id="23" w:name="mini-dinámica-la-intro-de-3-frases-5-min"/>
+    <w:bookmarkEnd w:id="23"/>
+    <w:bookmarkStart w:id="24" w:name="mini-dinámica-la-intro-de-3-frases-5-min"/>
     <w:p>
       <w:pPr>
         <w:pStyle w:val="Heading2"/>
@@ -2294,8 +2329,8 @@
         </w:pict>
       </w:r>
     </w:p>
-    <w:bookmarkEnd w:id="23"/>
-    <w:bookmarkStart w:id="24" w:name="soluciones-y-pistas"/>
+    <w:bookmarkEnd w:id="24"/>
+    <w:bookmarkStart w:id="25" w:name="soluciones-y-pistas"/>
     <w:p>
       <w:pPr>
         <w:pStyle w:val="Heading2"/>
@@ -2416,8 +2451,8 @@
         </w:pict>
       </w:r>
     </w:p>
-    <w:bookmarkEnd w:id="24"/>
-    <w:bookmarkStart w:id="25" w:name="resumen-en-3-frases"/>
+    <w:bookmarkEnd w:id="25"/>
+    <w:bookmarkStart w:id="26" w:name="resumen-en-3-frases"/>
     <w:p>
       <w:pPr>
         <w:pStyle w:val="Heading2"/>
@@ -2495,8 +2530,8 @@
         </w:pict>
       </w:r>
     </w:p>
-    <w:bookmarkEnd w:id="25"/>
-    <w:bookmarkStart w:id="27" w:name="vocabulario-rápido"/>
+    <w:bookmarkEnd w:id="26"/>
+    <w:bookmarkStart w:id="28" w:name="vocabulario-rápido"/>
     <w:p>
       <w:pPr>
         <w:pStyle w:val="Heading2"/>
@@ -2626,7 +2661,7 @@
       <w:r>
         <w:t xml:space="preserve"> </w:t>
       </w:r>
-      <w:hyperlink r:id="rId26">
+      <w:hyperlink r:id="rId27">
         <w:r>
           <w:rPr>
             <w:rStyle w:val="Hyperlink"/>
@@ -2653,7 +2688,7 @@
       <w:r>
         <w:t xml:space="preserve"> </w:t>
       </w:r>
-      <w:hyperlink r:id="rId26">
+      <w:hyperlink r:id="rId27">
         <w:r>
           <w:rPr>
             <w:rStyle w:val="Hyperlink"/>
@@ -2680,7 +2715,7 @@
       <w:r>
         <w:t xml:space="preserve"> </w:t>
       </w:r>
-      <w:hyperlink r:id="rId11">
+      <w:hyperlink r:id="rId12">
         <w:r>
           <w:rPr>
             <w:rStyle w:val="Hyperlink"/>
@@ -2689,9 +2724,9 @@
         </w:r>
       </w:hyperlink>
     </w:p>
-    <w:bookmarkEnd w:id="27"/>
     <w:bookmarkEnd w:id="28"/>
-    <w:bookmarkStart w:id="37" w:name="tu-guión-plantilla"/>
+    <w:bookmarkEnd w:id="29"/>
+    <w:bookmarkStart w:id="38" w:name="tu-guión-plantilla"/>
     <w:p>
       <w:pPr>
         <w:pStyle w:val="Heading1"/>
@@ -2755,7 +2790,7 @@
         </w:pict>
       </w:r>
     </w:p>
-    <w:bookmarkStart w:id="29" w:name="en-corto-1"/>
+    <w:bookmarkStart w:id="30" w:name="en-corto-1"/>
     <w:p>
       <w:pPr>
         <w:pStyle w:val="Heading2"/>
@@ -2792,8 +2827,8 @@
         </w:pict>
       </w:r>
     </w:p>
-    <w:bookmarkEnd w:id="29"/>
-    <w:bookmarkStart w:id="30" w:name="cómo-usar-esta-plantilla"/>
+    <w:bookmarkEnd w:id="30"/>
+    <w:bookmarkStart w:id="31" w:name="cómo-usar-esta-plantilla"/>
     <w:p>
       <w:pPr>
         <w:pStyle w:val="Heading2"/>
@@ -2961,8 +2996,8 @@
         </w:pict>
       </w:r>
     </w:p>
-    <w:bookmarkEnd w:id="30"/>
-    <w:bookmarkStart w:id="31" w:name="el-esqueleto-del-guión"/>
+    <w:bookmarkEnd w:id="31"/>
+    <w:bookmarkStart w:id="32" w:name="el-esqueleto-del-guión"/>
     <w:p>
       <w:pPr>
         <w:pStyle w:val="Heading2"/>
@@ -3011,8 +3046,8 @@
         <w:t xml:space="preserve">🏫 Grupo:</w:t>
       </w:r>
     </w:p>
-    <w:bookmarkEnd w:id="31"/>
-    <w:bookmarkStart w:id="32" w:name="tu-guión-los-6-campos"/>
+    <w:bookmarkEnd w:id="32"/>
+    <w:bookmarkStart w:id="33" w:name="tu-guión-los-6-campos"/>
     <w:p>
       <w:pPr>
         <w:pStyle w:val="Heading2"/>
@@ -3415,8 +3450,8 @@
         </w:pict>
       </w:r>
     </w:p>
-    <w:bookmarkEnd w:id="32"/>
-    <w:bookmarkStart w:id="33" w:name="mini-dinámica-el-pase-de-guiones-5-min"/>
+    <w:bookmarkEnd w:id="33"/>
+    <w:bookmarkStart w:id="34" w:name="mini-dinámica-el-pase-de-guiones-5-min"/>
     <w:p>
       <w:pPr>
         <w:pStyle w:val="Heading2"/>
@@ -3534,8 +3569,8 @@
         </w:pict>
       </w:r>
     </w:p>
-    <w:bookmarkEnd w:id="33"/>
-    <w:bookmarkStart w:id="34" w:name="soluciones-y-pistas-1"/>
+    <w:bookmarkEnd w:id="34"/>
+    <w:bookmarkStart w:id="35" w:name="soluciones-y-pistas-1"/>
     <w:p>
       <w:pPr>
         <w:pStyle w:val="Heading2"/>
@@ -3723,8 +3758,8 @@
         </w:pict>
       </w:r>
     </w:p>
-    <w:bookmarkEnd w:id="34"/>
-    <w:bookmarkStart w:id="35" w:name="resumen-en-3-frases-1"/>
+    <w:bookmarkEnd w:id="35"/>
+    <w:bookmarkStart w:id="36" w:name="resumen-en-3-frases-1"/>
     <w:p>
       <w:pPr>
         <w:pStyle w:val="Heading2"/>
@@ -3776,8 +3811,8 @@
         </w:pict>
       </w:r>
     </w:p>
-    <w:bookmarkEnd w:id="35"/>
-    <w:bookmarkStart w:id="36" w:name="vocabulario-rápido-1"/>
+    <w:bookmarkEnd w:id="36"/>
+    <w:bookmarkStart w:id="37" w:name="vocabulario-rápido-1"/>
     <w:p>
       <w:pPr>
         <w:pStyle w:val="Heading2"/>
@@ -3891,7 +3926,7 @@
       <w:r>
         <w:t xml:space="preserve"> </w:t>
       </w:r>
-      <w:hyperlink r:id="rId26">
+      <w:hyperlink r:id="rId27">
         <w:r>
           <w:rPr>
             <w:rStyle w:val="Hyperlink"/>
@@ -3918,7 +3953,7 @@
       <w:r>
         <w:t xml:space="preserve"> </w:t>
       </w:r>
-      <w:hyperlink r:id="rId10">
+      <w:hyperlink r:id="rId11">
         <w:r>
           <w:rPr>
             <w:rStyle w:val="Hyperlink"/>
@@ -3945,7 +3980,7 @@
       <w:r>
         <w:t xml:space="preserve"> </w:t>
       </w:r>
-      <w:hyperlink r:id="rId14">
+      <w:hyperlink r:id="rId15">
         <w:r>
           <w:rPr>
             <w:rStyle w:val="Hyperlink"/>
@@ -3954,8 +3989,8 @@
         </w:r>
       </w:hyperlink>
     </w:p>
-    <w:bookmarkEnd w:id="36"/>
     <w:bookmarkEnd w:id="37"/>
+    <w:bookmarkEnd w:id="38"/>
     <w:sectPr>
       <w:footnotePr>
         <w:numRestart w:val="eachSect"/>

--- a/docx/10-tu-sesion-en-50-minutos/10-tu-sesion-en-50-minutos.docx
+++ b/docx/10-tu-sesion-en-50-minutos/10-tu-sesion-en-50-minutos.docx
@@ -538,7 +538,7 @@
     </w:p>
     <w:bookmarkEnd w:id="16"/>
     <w:bookmarkEnd w:id="17"/>
-    <w:bookmarkStart w:id="29" w:name="la-anatomía-de-la-sesión"/>
+    <w:bookmarkStart w:id="32" w:name="la-anatomía-de-la-sesión"/>
     <w:p>
       <w:pPr>
         <w:pStyle w:val="Heading1"/>
@@ -839,7 +839,7 @@
       </w:r>
     </w:p>
     <w:bookmarkEnd w:id="19"/>
-    <w:bookmarkStart w:id="20" w:name="la-anatomía-de-la-sesión-1"/>
+    <w:bookmarkStart w:id="23" w:name="la-anatomía-de-la-sesión-1"/>
     <w:p>
       <w:pPr>
         <w:pStyle w:val="Heading2"/>
@@ -850,12 +850,54 @@
     </w:p>
     <w:p>
       <w:pPr>
-        <w:pStyle w:val="FirstParagraph"/>
-      </w:pPr>
-    </w:p>
-    <w:p>
-      <w:pPr>
-        <w:pStyle w:val="BodyText"/>
+        <w:pStyle w:val="CaptionedFigure"/>
+      </w:pPr>
+      <w:r>
+        <w:drawing>
+          <wp:inline>
+            <wp:extent cx="5334000" cy="1955800"/>
+            <wp:effectExtent b="0" l="0" r="0" t="0"/>
+            <wp:docPr descr="🎙️ Los 5 bloques — la actividad es la mitad" title="" id="21" name="Picture"/>
+            <a:graphic>
+              <a:graphicData uri="http://schemas.openxmlformats.org/drawingml/2006/picture">
+                <pic:pic>
+                  <pic:nvPicPr>
+                    <pic:cNvPr descr="public/img/10-tu-sesion-en-50-minutos/01-bloques-sesion.png" id="22" name="Picture"/>
+                    <pic:cNvPicPr>
+                      <a:picLocks noChangeArrowheads="1" noChangeAspect="1"/>
+                    </pic:cNvPicPr>
+                  </pic:nvPicPr>
+                  <pic:blipFill>
+                    <a:blip r:embed="rId20"/>
+                    <a:stretch>
+                      <a:fillRect/>
+                    </a:stretch>
+                  </pic:blipFill>
+                  <pic:spPr bwMode="auto">
+                    <a:xfrm>
+                      <a:off x="0" y="0"/>
+                      <a:ext cx="5334000" cy="1955800"/>
+                    </a:xfrm>
+                    <a:prstGeom prst="rect">
+                      <a:avLst/>
+                    </a:prstGeom>
+                    <a:noFill/>
+                    <a:ln w="9525">
+                      <a:noFill/>
+                      <a:headEnd/>
+                      <a:tailEnd/>
+                    </a:ln>
+                  </pic:spPr>
+                </pic:pic>
+              </a:graphicData>
+            </a:graphic>
+          </wp:inline>
+        </w:drawing>
+      </w:r>
+    </w:p>
+    <w:p>
+      <w:pPr>
+        <w:pStyle w:val="ImageCaption"/>
       </w:pPr>
       <w:r>
         <w:t xml:space="preserve">🎙️ Los 5 bloques — la actividad es la mitad</w:t>
@@ -1155,8 +1197,8 @@
         </w:pict>
       </w:r>
     </w:p>
-    <w:bookmarkEnd w:id="20"/>
-    <w:bookmarkStart w:id="21" w:name="X81b81318a106d9195096c32c6004dce17667443"/>
+    <w:bookmarkEnd w:id="23"/>
+    <w:bookmarkStart w:id="24" w:name="X81b81318a106d9195096c32c6004dce17667443"/>
     <w:p>
       <w:pPr>
         <w:pStyle w:val="Heading2"/>
@@ -1646,8 +1688,8 @@
         </w:pict>
       </w:r>
     </w:p>
-    <w:bookmarkEnd w:id="21"/>
-    <w:bookmarkStart w:id="22" w:name="tu-tema-aunque-sea-el-borrador"/>
+    <w:bookmarkEnd w:id="24"/>
+    <w:bookmarkStart w:id="25" w:name="tu-tema-aunque-sea-el-borrador"/>
     <w:p>
       <w:pPr>
         <w:pStyle w:val="Heading2"/>
@@ -1738,8 +1780,8 @@
         <w:t xml:space="preserve">🏫 Grupo:</w:t>
       </w:r>
     </w:p>
-    <w:bookmarkEnd w:id="22"/>
-    <w:bookmarkStart w:id="23" w:name="a-por-ellos"/>
+    <w:bookmarkEnd w:id="25"/>
+    <w:bookmarkStart w:id="26" w:name="a-por-ellos"/>
     <w:p>
       <w:pPr>
         <w:pStyle w:val="Heading2"/>
@@ -2198,8 +2240,8 @@
         </w:pict>
       </w:r>
     </w:p>
-    <w:bookmarkEnd w:id="23"/>
-    <w:bookmarkStart w:id="24" w:name="mini-dinámica-la-intro-de-3-frases-5-min"/>
+    <w:bookmarkEnd w:id="26"/>
+    <w:bookmarkStart w:id="27" w:name="mini-dinámica-la-intro-de-3-frases-5-min"/>
     <w:p>
       <w:pPr>
         <w:pStyle w:val="Heading2"/>
@@ -2329,8 +2371,8 @@
         </w:pict>
       </w:r>
     </w:p>
-    <w:bookmarkEnd w:id="24"/>
-    <w:bookmarkStart w:id="25" w:name="soluciones-y-pistas"/>
+    <w:bookmarkEnd w:id="27"/>
+    <w:bookmarkStart w:id="28" w:name="soluciones-y-pistas"/>
     <w:p>
       <w:pPr>
         <w:pStyle w:val="Heading2"/>
@@ -2451,8 +2493,8 @@
         </w:pict>
       </w:r>
     </w:p>
-    <w:bookmarkEnd w:id="25"/>
-    <w:bookmarkStart w:id="26" w:name="resumen-en-3-frases"/>
+    <w:bookmarkEnd w:id="28"/>
+    <w:bookmarkStart w:id="29" w:name="resumen-en-3-frases"/>
     <w:p>
       <w:pPr>
         <w:pStyle w:val="Heading2"/>
@@ -2530,8 +2572,8 @@
         </w:pict>
       </w:r>
     </w:p>
-    <w:bookmarkEnd w:id="26"/>
-    <w:bookmarkStart w:id="28" w:name="vocabulario-rápido"/>
+    <w:bookmarkEnd w:id="29"/>
+    <w:bookmarkStart w:id="31" w:name="vocabulario-rápido"/>
     <w:p>
       <w:pPr>
         <w:pStyle w:val="Heading2"/>
@@ -2661,7 +2703,7 @@
       <w:r>
         <w:t xml:space="preserve"> </w:t>
       </w:r>
-      <w:hyperlink r:id="rId27">
+      <w:hyperlink r:id="rId30">
         <w:r>
           <w:rPr>
             <w:rStyle w:val="Hyperlink"/>
@@ -2688,7 +2730,7 @@
       <w:r>
         <w:t xml:space="preserve"> </w:t>
       </w:r>
-      <w:hyperlink r:id="rId27">
+      <w:hyperlink r:id="rId30">
         <w:r>
           <w:rPr>
             <w:rStyle w:val="Hyperlink"/>
@@ -2724,9 +2766,9 @@
         </w:r>
       </w:hyperlink>
     </w:p>
-    <w:bookmarkEnd w:id="28"/>
-    <w:bookmarkEnd w:id="29"/>
-    <w:bookmarkStart w:id="38" w:name="tu-guión-plantilla"/>
+    <w:bookmarkEnd w:id="31"/>
+    <w:bookmarkEnd w:id="32"/>
+    <w:bookmarkStart w:id="44" w:name="tu-guión-plantilla"/>
     <w:p>
       <w:pPr>
         <w:pStyle w:val="Heading1"/>
@@ -2790,7 +2832,7 @@
         </w:pict>
       </w:r>
     </w:p>
-    <w:bookmarkStart w:id="30" w:name="en-corto-1"/>
+    <w:bookmarkStart w:id="33" w:name="en-corto-1"/>
     <w:p>
       <w:pPr>
         <w:pStyle w:val="Heading2"/>
@@ -2827,8 +2869,8 @@
         </w:pict>
       </w:r>
     </w:p>
-    <w:bookmarkEnd w:id="30"/>
-    <w:bookmarkStart w:id="31" w:name="cómo-usar-esta-plantilla"/>
+    <w:bookmarkEnd w:id="33"/>
+    <w:bookmarkStart w:id="34" w:name="cómo-usar-esta-plantilla"/>
     <w:p>
       <w:pPr>
         <w:pStyle w:val="Heading2"/>
@@ -2996,8 +3038,8 @@
         </w:pict>
       </w:r>
     </w:p>
-    <w:bookmarkEnd w:id="31"/>
-    <w:bookmarkStart w:id="32" w:name="el-esqueleto-del-guión"/>
+    <w:bookmarkEnd w:id="34"/>
+    <w:bookmarkStart w:id="38" w:name="el-esqueleto-del-guión"/>
     <w:p>
       <w:pPr>
         <w:pStyle w:val="Heading2"/>
@@ -3008,12 +3050,54 @@
     </w:p>
     <w:p>
       <w:pPr>
-        <w:pStyle w:val="FirstParagraph"/>
-      </w:pPr>
-    </w:p>
-    <w:p>
-      <w:pPr>
-        <w:pStyle w:val="BodyText"/>
+        <w:pStyle w:val="CaptionedFigure"/>
+      </w:pPr>
+      <w:r>
+        <w:drawing>
+          <wp:inline>
+            <wp:extent cx="5334000" cy="2382520"/>
+            <wp:effectExtent b="0" l="0" r="0" t="0"/>
+            <wp:docPr descr="📝 Los 6 campos — imprime y rellena" title="" id="36" name="Picture"/>
+            <a:graphic>
+              <a:graphicData uri="http://schemas.openxmlformats.org/drawingml/2006/picture">
+                <pic:pic>
+                  <pic:nvPicPr>
+                    <pic:cNvPr descr="public/img/10-tu-sesion-en-50-minutos/02-esqueleto-guion.png" id="37" name="Picture"/>
+                    <pic:cNvPicPr>
+                      <a:picLocks noChangeArrowheads="1" noChangeAspect="1"/>
+                    </pic:cNvPicPr>
+                  </pic:nvPicPr>
+                  <pic:blipFill>
+                    <a:blip r:embed="rId35"/>
+                    <a:stretch>
+                      <a:fillRect/>
+                    </a:stretch>
+                  </pic:blipFill>
+                  <pic:spPr bwMode="auto">
+                    <a:xfrm>
+                      <a:off x="0" y="0"/>
+                      <a:ext cx="5334000" cy="2382520"/>
+                    </a:xfrm>
+                    <a:prstGeom prst="rect">
+                      <a:avLst/>
+                    </a:prstGeom>
+                    <a:noFill/>
+                    <a:ln w="9525">
+                      <a:noFill/>
+                      <a:headEnd/>
+                      <a:tailEnd/>
+                    </a:ln>
+                  </pic:spPr>
+                </pic:pic>
+              </a:graphicData>
+            </a:graphic>
+          </wp:inline>
+        </w:drawing>
+      </w:r>
+    </w:p>
+    <w:p>
+      <w:pPr>
+        <w:pStyle w:val="ImageCaption"/>
       </w:pPr>
       <w:r>
         <w:t xml:space="preserve">📝 Los 6 campos — imprime y rellena</w:t>
@@ -3046,8 +3130,8 @@
         <w:t xml:space="preserve">🏫 Grupo:</w:t>
       </w:r>
     </w:p>
-    <w:bookmarkEnd w:id="32"/>
-    <w:bookmarkStart w:id="33" w:name="tu-guión-los-6-campos"/>
+    <w:bookmarkEnd w:id="38"/>
+    <w:bookmarkStart w:id="39" w:name="tu-guión-los-6-campos"/>
     <w:p>
       <w:pPr>
         <w:pStyle w:val="Heading2"/>
@@ -3450,8 +3534,8 @@
         </w:pict>
       </w:r>
     </w:p>
-    <w:bookmarkEnd w:id="33"/>
-    <w:bookmarkStart w:id="34" w:name="mini-dinámica-el-pase-de-guiones-5-min"/>
+    <w:bookmarkEnd w:id="39"/>
+    <w:bookmarkStart w:id="40" w:name="mini-dinámica-el-pase-de-guiones-5-min"/>
     <w:p>
       <w:pPr>
         <w:pStyle w:val="Heading2"/>
@@ -3569,8 +3653,8 @@
         </w:pict>
       </w:r>
     </w:p>
-    <w:bookmarkEnd w:id="34"/>
-    <w:bookmarkStart w:id="35" w:name="soluciones-y-pistas-1"/>
+    <w:bookmarkEnd w:id="40"/>
+    <w:bookmarkStart w:id="41" w:name="soluciones-y-pistas-1"/>
     <w:p>
       <w:pPr>
         <w:pStyle w:val="Heading2"/>
@@ -3758,8 +3842,8 @@
         </w:pict>
       </w:r>
     </w:p>
-    <w:bookmarkEnd w:id="35"/>
-    <w:bookmarkStart w:id="36" w:name="resumen-en-3-frases-1"/>
+    <w:bookmarkEnd w:id="41"/>
+    <w:bookmarkStart w:id="42" w:name="resumen-en-3-frases-1"/>
     <w:p>
       <w:pPr>
         <w:pStyle w:val="Heading2"/>
@@ -3811,8 +3895,8 @@
         </w:pict>
       </w:r>
     </w:p>
-    <w:bookmarkEnd w:id="36"/>
-    <w:bookmarkStart w:id="37" w:name="vocabulario-rápido-1"/>
+    <w:bookmarkEnd w:id="42"/>
+    <w:bookmarkStart w:id="43" w:name="vocabulario-rápido-1"/>
     <w:p>
       <w:pPr>
         <w:pStyle w:val="Heading2"/>
@@ -3926,7 +4010,7 @@
       <w:r>
         <w:t xml:space="preserve"> </w:t>
       </w:r>
-      <w:hyperlink r:id="rId27">
+      <w:hyperlink r:id="rId30">
         <w:r>
           <w:rPr>
             <w:rStyle w:val="Hyperlink"/>
@@ -3989,8 +4073,8 @@
         </w:r>
       </w:hyperlink>
     </w:p>
-    <w:bookmarkEnd w:id="37"/>
-    <w:bookmarkEnd w:id="38"/>
+    <w:bookmarkEnd w:id="43"/>
+    <w:bookmarkEnd w:id="44"/>
     <w:sectPr>
       <w:footnotePr>
         <w:numRestart w:val="eachSect"/>
